--- a/courts/fifth-circuit/mississippi/state/supreme-court/motion-brief/usage/OUTPUT-motion-brief.docx
+++ b/courts/fifth-circuit/mississippi/state/supreme-court/motion-brief/usage/OUTPUT-motion-brief.docx
@@ -2027,7 +2027,7 @@
         <w:t xml:space="preserve"> </w:t>
       </w:r>
       <w:r>
-        <w:t xml:space="preserve">Coronavirus Aid, Relief, and Economic Security Act, H.R. 748, 116th Cong., 2d Sess. (2020) (enacted) at Sec. 4024(b): https://www.congress.gov/​bill/116th-congress/​house-bill/748</w:t>
+        <w:t xml:space="preserve">Coronavirus Aid, Relief, and Economic Security Act, H.R. 748, 116th Cong., 2d Sess. (2020) (enacted) at Sec. 4024(b): https://​​www.​congress.​gov/​​bill/​​116th-​congress/​​house-​bill/​​748</w:t>
       </w:r>
     </w:p>
   </w:footnote>
@@ -2046,7 +2046,7 @@
         <w:t xml:space="preserve"> </w:t>
       </w:r>
       <w:r>
-        <w:t xml:space="preserve">National Low Income Housing Coalition. Out of Reach 2019: Mississippi: https://reports.nlihc.org/​oor/​mississippi</w:t>
+        <w:t xml:space="preserve">National Low Income Housing Coalition. Out of Reach 2019: Mississippi: https://​​reports.​nlihc.​org/​​oor/​​mississippi</w:t>
       </w:r>
     </w:p>
   </w:footnote>
@@ -2074,7 +2074,7 @@
         <w:t xml:space="preserve">“We are still in the eye of the storm”</w:t>
       </w:r>
       <w:r>
-        <w:t xml:space="preserve">: Governor Reeves extends shelter in place order, reopens lakes and beaches. Harrison, B. April 17, 2020: https://mississippitoday.org/2020/04/17/​we-are-still-in-the-eye-of-the-storm-reeves-extends-shelter-in-place-order-reopens-lakes-and-beaches/</w:t>
+        <w:t xml:space="preserve">: Governor Reeves extends shelter in place order, reopens lakes and beaches. Harrison, B. April 17, 2020: https://​​mississippitoday.​org/​​2020/​​04/​​17/​​we-​are-​still-​in-​the-​eye-​of-​the-​storm-​reeves-​extends-​shelter-​in-​place-​order-​reopens-​lakes-​and-​beaches/</w:t>
       </w:r>
     </w:p>
   </w:footnote>
@@ -2099,13 +2099,13 @@
         <w:noBreakHyphen/>
       </w:r>
       <w:r>
-        <w:t xml:space="preserve">19 and unemployment in Mississippi: weekly updates. Wolfe, A. April 9, 2020: https://mississippitoday.org/2020/04/09/​covid</w:t>
+        <w:t xml:space="preserve">19 and unemployment in Mississippi: weekly updates. Wolfe, A. April 9, 2020: https://​​mississippitoday.​org/​​2020/​​04/​​09/​​covid</w:t>
       </w:r>
       <w:r>
         <w:noBreakHyphen/>
       </w:r>
       <w:r>
-        <w:t xml:space="preserve">19-and-unemployment-in-mississippi-weekly-updates/</w:t>
+        <w:t xml:space="preserve">19-​and-​unemployment-​in-​mississippi-​weekly-​updates/</w:t>
       </w:r>
     </w:p>
   </w:footnote>
@@ -2130,13 +2130,13 @@
         <w:noBreakHyphen/>
       </w:r>
       <w:r>
-        <w:t xml:space="preserve">19. Wolfe, A. April 2, 2020: https://mississippitoday.org/2020/04/02/​mississippis-record-breaking-unemployment-claims-spike</w:t>
+        <w:t xml:space="preserve">19. Wolfe, A. April 2, 2020: https://​​mississippitoday.​org/​​2020/​​04/​​02/​​mississippis-​record-​breaking-​unemployment-​claims-​spike</w:t>
       </w:r>
       <w:r>
         <w:noBreakHyphen/>
       </w:r>
       <w:r>
-        <w:t xml:space="preserve">1700-in-two-weeks-of-covid</w:t>
+        <w:t xml:space="preserve">1700-​in-​two-​weeks-​of-​covid</w:t>
       </w:r>
       <w:r>
         <w:noBreakHyphen/>
@@ -2167,7 +2167,7 @@
         <w:noBreakHyphen/>
       </w:r>
       <w:r>
-        <w:t xml:space="preserve">19. But it’s unclear who will qualify. Ramseth, L. March 23, 2020: https://www.clarionledger.com/​story/​news/2020/03/23/​coronavirus-unemployment-mississippi-issues-conflicting-guidelines/289809l001/</w:t>
+        <w:t xml:space="preserve">19. But it’s unclear who will qualify. Ramseth, L. March 23, 2020: https://​​www.​clarionledger.​com/​​story/​​news/​​2020/​​03/​​23/​​coronavirus-​unemployment-​mississippi-​issues-​conflicting-​guidelines/​​289809l001/</w:t>
       </w:r>
     </w:p>
   </w:footnote>
@@ -2186,7 +2186,7 @@
         <w:t xml:space="preserve"> </w:t>
       </w:r>
       <w:r>
-        <w:t xml:space="preserve">Sun Herald: All Mississippi Coast casinos are closing because of coronavirus pandemic. Perez, M. March 16, 2020: https://www.sunherald.com/​news/​coronavirus/​article241212746.html</w:t>
+        <w:t xml:space="preserve">Sun Herald: All Mississippi Coast casinos are closing because of coronavirus pandemic. Perez, M. March 16, 2020: https://​​www.​sunherald.​com/​​news/​​coronavirus/​​article241212746.​html</w:t>
       </w:r>
     </w:p>
   </w:footnote>
@@ -2205,13 +2205,13 @@
         <w:t xml:space="preserve"> </w:t>
       </w:r>
       <w:r>
-        <w:t xml:space="preserve">Mississippi Today: Nissan Canton Plant lays off 4,000 workers to slow coronavirus spread. Wolfe, A. April 6, 2020: https://mississippitoday.org/2020/04/06/​nissan-canton-plant-lays-off</w:t>
+        <w:t xml:space="preserve">Mississippi Today: Nissan Canton Plant lays off 4,000 workers to slow coronavirus spread. Wolfe, A. April 6, 2020: https://​​mississippitoday.​org/​​2020/​​04/​​06/​​nissan-​canton-​plant-​lays-​off</w:t>
       </w:r>
       <w:r>
         <w:noBreakHyphen/>
       </w:r>
       <w:r>
-        <w:t xml:space="preserve">4000-workers-to-slow-coronavirus-spread/</w:t>
+        <w:t xml:space="preserve">4000-​workers-​to-​slow-​coronavirus-​spread/</w:t>
       </w:r>
     </w:p>
   </w:footnote>
@@ -2850,6 +2850,7 @@
     <w:unhideWhenUsed/>
     <w:qFormat/>
     <w:pPr>
+      <w:keepLines/>
       <w:spacing w:before="0" w:after="120" w:line="253" w:lineRule="exact"/>
     </w:pPr>
     <w:rPr>

--- a/courts/fifth-circuit/mississippi/state/supreme-court/motion-brief/usage/OUTPUT-motion-brief.docx
+++ b/courts/fifth-circuit/mississippi/state/supreme-court/motion-brief/usage/OUTPUT-motion-brief.docx
@@ -1016,8 +1016,12 @@
     </w:tbl>
     <w:p>
       <w:pPr>
-        <w:pageBreakBefore/>
         <w:spacing w:before="0" w:after="0" w:line="1" w:lineRule="exact"/>
+        <w:sectPr>
+          <w:footerReference w:type="default" r:id="rIdXdNone"/>
+          <w:pgSz w:w="12240" w:h="15840"/>
+          <w:pgMar w:top="1440" w:right="720" w:bottom="1080" w:left="2160" w:header="720" w:footer="480" w:gutter="0"/>
+        </w:sectPr>
       </w:pPr>
     </w:p>
     <w:p>
@@ -1946,11 +1950,10 @@
       </w:tr>
     </w:tbl>
     <w:sectPr>
-      <w:footerReference w:type="default" r:id="rIdFooter1"/>
-      <w:footerReference w:type="first" r:id="rIdFooterFirst"/>
+      <w:footerReference w:type="default" r:id="rIdXdPage"/>
       <w:pgSz w:w="12240" w:h="15840"/>
       <w:pgMar w:top="1440" w:right="720" w:bottom="1080" w:left="2160" w:header="720" w:footer="480" w:gutter="0"/>
-      <w:titlePg/>
+      <w:pgNumType w:fmt="decimal" w:start="1"/>
     </w:sectPr>
   </w:body>
 </w:document>
@@ -1986,236 +1989,329 @@
 </w:ftr>
 </file>
 
-<file path=word/footer2.xml><?xml version="1.0" encoding="utf-8"?>
+<file path=word/footnotes.xml><?xml version="1.0" encoding="utf-8"?>
+<w:footnotes xmlns:w="http://schemas.openxmlformats.org/wordprocessingml/2006/main" xmlns:m="http://schemas.openxmlformats.org/officeDocument/2006/math" xmlns:r="http://schemas.openxmlformats.org/officeDocument/2006/relationships" xmlns:o="urn:schemas-microsoft-com:office:office" xmlns:v="urn:schemas-microsoft-com:vml" xmlns:w10="urn:schemas-microsoft-com:office:word" xmlns:a="http://schemas.openxmlformats.org/drawingml/2006/main" xmlns:pic="http://schemas.openxmlformats.org/drawingml/2006/picture" xmlns:wp="http://schemas.openxmlformats.org/drawingml/2006/wordprocessingDrawing">
+  <w:footnote w:type="continuationSeparator" w:id="0">
+    <w:p>
+      <w:r>
+        <w:continuationSeparator/>
+      </w:r>
+    </w:p>
+  </w:footnote>
+  <w:footnote w:type="separator" w:id="-1">
+    <w:p>
+      <w:r>
+        <w:separator/>
+      </w:r>
+    </w:p>
+  </w:footnote>
+  <w:footnote w:id="9">
+    <w:p>
+      <w:pPr>
+        <w:pStyle w:val="FootnoteText"/>
+      </w:pPr>
+      <w:r>
+        <w:rPr>
+          <w:rStyle w:val="FootnoteReference"/>
+        </w:rPr>
+        <w:footnoteRef/>
+      </w:r>
+      <w:r>
+        <w:t xml:space="preserve"> </w:t>
+      </w:r>
+      <w:r>
+        <w:t xml:space="preserve">Coronavirus Aid, Relief, and Economic Security Act, H.R. 748, 116th Cong., 2d Sess. (2020) (enacted) at Sec. 4024(b): https://​www.​congress.​gov/​bill/​116th-​congress/​house-​bill/​748</w:t>
+      </w:r>
+    </w:p>
+  </w:footnote>
+  <w:footnote w:id="10">
+    <w:p>
+      <w:pPr>
+        <w:pStyle w:val="FootnoteText"/>
+      </w:pPr>
+      <w:r>
+        <w:rPr>
+          <w:rStyle w:val="FootnoteReference"/>
+        </w:rPr>
+        <w:footnoteRef/>
+      </w:r>
+      <w:r>
+        <w:t xml:space="preserve"> </w:t>
+      </w:r>
+      <w:r>
+        <w:t xml:space="preserve">National Low Income Housing Coalition. Out of Reach 2019: Mississippi: https://​reports.​nlihc.​org/​oor/​mississippi</w:t>
+      </w:r>
+    </w:p>
+  </w:footnote>
+  <w:footnote w:id="11">
+    <w:p>
+      <w:pPr>
+        <w:pStyle w:val="FootnoteText"/>
+      </w:pPr>
+      <w:r>
+        <w:rPr>
+          <w:rStyle w:val="FootnoteReference"/>
+        </w:rPr>
+        <w:footnoteRef/>
+      </w:r>
+      <w:r>
+        <w:t xml:space="preserve"> </w:t>
+      </w:r>
+      <w:r>
+        <w:t xml:space="preserve">Mississippi Today:</w:t>
+      </w:r>
+      <w:r>
+        <w:t xml:space="preserve"> </w:t>
+      </w:r>
+      <w:r>
+        <w:t xml:space="preserve">“We are still in the eye of the storm”</w:t>
+      </w:r>
+      <w:r>
+        <w:t xml:space="preserve">: Governor Reeves extends shelter in place order, reopens lakes and beaches. Harrison, B. April 17, 2020: https://​mississippitoday.​org/​2020/​04/​17/​we-​are-​still-​in-​the-​eye-​of-​the-​storm-​reeves-​extends-​shelter-​in-​place-​order-​reopens-​lakes-​and-​beaches/</w:t>
+      </w:r>
+    </w:p>
+  </w:footnote>
+  <w:footnote w:id="12">
+    <w:p>
+      <w:pPr>
+        <w:pStyle w:val="FootnoteText"/>
+      </w:pPr>
+      <w:r>
+        <w:rPr>
+          <w:rStyle w:val="FootnoteReference"/>
+        </w:rPr>
+        <w:footnoteRef/>
+      </w:r>
+      <w:r>
+        <w:t xml:space="preserve"> </w:t>
+      </w:r>
+      <w:r>
+        <w:t xml:space="preserve">COVID</w:t>
+      </w:r>
+      <w:r>
+        <w:noBreakHyphen/>
+      </w:r>
+      <w:r>
+        <w:t xml:space="preserve">19 and unemployment in Mississippi: weekly updates. Wolfe, A. April 9, 2020: https://​mississippitoday.​org/​2020/​04/​09/​covid</w:t>
+      </w:r>
+      <w:r>
+        <w:noBreakHyphen/>
+      </w:r>
+      <w:r>
+        <w:t xml:space="preserve">19-​and-​unemployment-​in-​mississippi-​weekly-​updates/</w:t>
+      </w:r>
+    </w:p>
+  </w:footnote>
+  <w:footnote w:id="13">
+    <w:p>
+      <w:pPr>
+        <w:pStyle w:val="FootnoteText"/>
+      </w:pPr>
+      <w:r>
+        <w:rPr>
+          <w:rStyle w:val="FootnoteReference"/>
+        </w:rPr>
+        <w:footnoteRef/>
+      </w:r>
+      <w:r>
+        <w:t xml:space="preserve"> </w:t>
+      </w:r>
+      <w:r>
+        <w:t xml:space="preserve">Mississippi Today: Mississippi’s record-breaking unemployment claims spike 17,000% in two weeks of COVID</w:t>
+      </w:r>
+      <w:r>
+        <w:noBreakHyphen/>
+      </w:r>
+      <w:r>
+        <w:t xml:space="preserve">19. Wolfe, A. April 2, 2020: https://​mississippitoday.​org/​2020/​04/​02/​mississippis-​record-​breaking-​unemployment-​claims-​spike</w:t>
+      </w:r>
+      <w:r>
+        <w:noBreakHyphen/>
+      </w:r>
+      <w:r>
+        <w:t xml:space="preserve">1700-​in-​two-​weeks-​of-​covid</w:t>
+      </w:r>
+      <w:r>
+        <w:noBreakHyphen/>
+      </w:r>
+      <w:r>
+        <w:t xml:space="preserve">19/</w:t>
+      </w:r>
+    </w:p>
+  </w:footnote>
+  <w:footnote w:id="14">
+    <w:p>
+      <w:pPr>
+        <w:pStyle w:val="FootnoteText"/>
+      </w:pPr>
+      <w:r>
+        <w:rPr>
+          <w:rStyle w:val="FootnoteReference"/>
+        </w:rPr>
+        <w:footnoteRef/>
+      </w:r>
+      <w:r>
+        <w:t xml:space="preserve"> </w:t>
+      </w:r>
+      <w:r>
+        <w:t xml:space="preserve">Clarion Ledger: Mississippi loosens unemployment benefits for COVID</w:t>
+      </w:r>
+      <w:r>
+        <w:noBreakHyphen/>
+      </w:r>
+      <w:r>
+        <w:t xml:space="preserve">19. But it’s unclear who will qualify. Ramseth, L. March 23, 2020: https://​www.​clarionledger.​com/​story/​news/​2020/​03/​23/​coronavirus-​unemployment-​mississippi-​issues-​conflicting-​guidelines/​289809l001/</w:t>
+      </w:r>
+    </w:p>
+  </w:footnote>
+  <w:footnote w:id="15">
+    <w:p>
+      <w:pPr>
+        <w:pStyle w:val="FootnoteText"/>
+      </w:pPr>
+      <w:r>
+        <w:rPr>
+          <w:rStyle w:val="FootnoteReference"/>
+        </w:rPr>
+        <w:footnoteRef/>
+      </w:r>
+      <w:r>
+        <w:t xml:space="preserve"> </w:t>
+      </w:r>
+      <w:r>
+        <w:t xml:space="preserve">Sun Herald: All Mississippi Coast casinos are closing because of coronavirus pandemic. Perez, M. March 16, 2020: https://​www.​sunherald.​com/​news/​coronavirus/​article241212746.​html</w:t>
+      </w:r>
+    </w:p>
+  </w:footnote>
+  <w:footnote w:id="16">
+    <w:p>
+      <w:pPr>
+        <w:pStyle w:val="FootnoteText"/>
+      </w:pPr>
+      <w:r>
+        <w:rPr>
+          <w:rStyle w:val="FootnoteReference"/>
+        </w:rPr>
+        <w:footnoteRef/>
+      </w:r>
+      <w:r>
+        <w:t xml:space="preserve"> </w:t>
+      </w:r>
+      <w:r>
+        <w:t xml:space="preserve">Mississippi Today: Nissan Canton Plant lays off 4,000 workers to slow coronavirus spread. Wolfe, A. April 6, 2020: https://​mississippitoday.​org/​2020/​04/​06/​nissan-​canton-​plant-​lays-​off</w:t>
+      </w:r>
+      <w:r>
+        <w:noBreakHyphen/>
+      </w:r>
+      <w:r>
+        <w:t xml:space="preserve">4000-​workers-​to-​slow-​coronavirus-​spread/</w:t>
+      </w:r>
+    </w:p>
+  </w:footnote>
+</w:footnotes>
+</file>
+
+<file path=word/ftr-add.xml><?xml version="1.0" encoding="utf-8"?>
 <w:ftr xmlns:w="http://schemas.openxmlformats.org/wordprocessingml/2006/main" xmlns:r="http://schemas.openxmlformats.org/officeDocument/2006/relationships">
   <w:p>
     <w:pPr>
-      <w:spacing w:before="0" w:after="0" w:line="276" w:lineRule="exact"/>
-    </w:pPr>
+      <w:spacing w:before="0" w:after="0"/>
+      <w:jc w:val="center"/>
+    </w:pPr>
+    <w:r>
+      <w:t>Add-</w:t>
+    </w:r>
+    <w:r>
+      <w:fldChar w:fldCharType="begin"/>
+    </w:r>
+    <w:r>
+      <w:instrText xml:space="preserve"> PAGE </w:instrText>
+    </w:r>
+    <w:r>
+      <w:fldChar w:fldCharType="separate"/>
+    </w:r>
+    <w:r>
+      <w:t>1</w:t>
+    </w:r>
+    <w:r>
+      <w:fldChar w:fldCharType="end"/>
+    </w:r>
   </w:p>
 </w:ftr>
 </file>
 
-<file path=word/footnotes.xml><?xml version="1.0" encoding="utf-8"?>
-<w:footnotes xmlns:w="http://schemas.openxmlformats.org/wordprocessingml/2006/main" xmlns:m="http://schemas.openxmlformats.org/officeDocument/2006/math" xmlns:r="http://schemas.openxmlformats.org/officeDocument/2006/relationships" xmlns:o="urn:schemas-microsoft-com:office:office" xmlns:v="urn:schemas-microsoft-com:vml" xmlns:w10="urn:schemas-microsoft-com:office:word" xmlns:a="http://schemas.openxmlformats.org/drawingml/2006/main" xmlns:pic="http://schemas.openxmlformats.org/drawingml/2006/picture" xmlns:wp="http://schemas.openxmlformats.org/drawingml/2006/wordprocessingDrawing">
-  <w:footnote w:type="continuationSeparator" w:id="0">
-    <w:p>
-      <w:r>
-        <w:continuationSeparator/>
-      </w:r>
-    </w:p>
-  </w:footnote>
-  <w:footnote w:type="separator" w:id="-1">
-    <w:p>
-      <w:r>
-        <w:separator/>
-      </w:r>
-    </w:p>
-  </w:footnote>
-  <w:footnote w:id="9">
-    <w:p>
-      <w:pPr>
-        <w:pStyle w:val="FootnoteText"/>
-      </w:pPr>
-      <w:r>
-        <w:rPr>
-          <w:rStyle w:val="FootnoteReference"/>
-        </w:rPr>
-        <w:footnoteRef/>
-      </w:r>
-      <w:r>
-        <w:t xml:space="preserve"> </w:t>
-      </w:r>
-      <w:r>
-        <w:t xml:space="preserve">Coronavirus Aid, Relief, and Economic Security Act, H.R. 748, 116th Cong., 2d Sess. (2020) (enacted) at Sec. 4024(b): https://​​www.​congress.​gov/​​bill/​​116th-​congress/​​house-​bill/​​748</w:t>
-      </w:r>
-    </w:p>
-  </w:footnote>
-  <w:footnote w:id="10">
-    <w:p>
-      <w:pPr>
-        <w:pStyle w:val="FootnoteText"/>
-      </w:pPr>
-      <w:r>
-        <w:rPr>
-          <w:rStyle w:val="FootnoteReference"/>
-        </w:rPr>
-        <w:footnoteRef/>
-      </w:r>
-      <w:r>
-        <w:t xml:space="preserve"> </w:t>
-      </w:r>
-      <w:r>
-        <w:t xml:space="preserve">National Low Income Housing Coalition. Out of Reach 2019: Mississippi: https://​​reports.​nlihc.​org/​​oor/​​mississippi</w:t>
-      </w:r>
-    </w:p>
-  </w:footnote>
-  <w:footnote w:id="11">
-    <w:p>
-      <w:pPr>
-        <w:pStyle w:val="FootnoteText"/>
-      </w:pPr>
-      <w:r>
-        <w:rPr>
-          <w:rStyle w:val="FootnoteReference"/>
-        </w:rPr>
-        <w:footnoteRef/>
-      </w:r>
-      <w:r>
-        <w:t xml:space="preserve"> </w:t>
-      </w:r>
-      <w:r>
-        <w:t xml:space="preserve">Mississippi Today:</w:t>
-      </w:r>
-      <w:r>
-        <w:t xml:space="preserve"> </w:t>
-      </w:r>
-      <w:r>
-        <w:t xml:space="preserve">“We are still in the eye of the storm”</w:t>
-      </w:r>
-      <w:r>
-        <w:t xml:space="preserve">: Governor Reeves extends shelter in place order, reopens lakes and beaches. Harrison, B. April 17, 2020: https://​​mississippitoday.​org/​​2020/​​04/​​17/​​we-​are-​still-​in-​the-​eye-​of-​the-​storm-​reeves-​extends-​shelter-​in-​place-​order-​reopens-​lakes-​and-​beaches/</w:t>
-      </w:r>
-    </w:p>
-  </w:footnote>
-  <w:footnote w:id="12">
-    <w:p>
-      <w:pPr>
-        <w:pStyle w:val="FootnoteText"/>
-      </w:pPr>
-      <w:r>
-        <w:rPr>
-          <w:rStyle w:val="FootnoteReference"/>
-        </w:rPr>
-        <w:footnoteRef/>
-      </w:r>
-      <w:r>
-        <w:t xml:space="preserve"> </w:t>
-      </w:r>
-      <w:r>
-        <w:t xml:space="preserve">COVID</w:t>
-      </w:r>
-      <w:r>
-        <w:noBreakHyphen/>
-      </w:r>
-      <w:r>
-        <w:t xml:space="preserve">19 and unemployment in Mississippi: weekly updates. Wolfe, A. April 9, 2020: https://​​mississippitoday.​org/​​2020/​​04/​​09/​​covid</w:t>
-      </w:r>
-      <w:r>
-        <w:noBreakHyphen/>
-      </w:r>
-      <w:r>
-        <w:t xml:space="preserve">19-​and-​unemployment-​in-​mississippi-​weekly-​updates/</w:t>
-      </w:r>
-    </w:p>
-  </w:footnote>
-  <w:footnote w:id="13">
-    <w:p>
-      <w:pPr>
-        <w:pStyle w:val="FootnoteText"/>
-      </w:pPr>
-      <w:r>
-        <w:rPr>
-          <w:rStyle w:val="FootnoteReference"/>
-        </w:rPr>
-        <w:footnoteRef/>
-      </w:r>
-      <w:r>
-        <w:t xml:space="preserve"> </w:t>
-      </w:r>
-      <w:r>
-        <w:t xml:space="preserve">Mississippi Today: Mississippi’s record-breaking unemployment claims spike 17,000% in two weeks of COVID</w:t>
-      </w:r>
-      <w:r>
-        <w:noBreakHyphen/>
-      </w:r>
-      <w:r>
-        <w:t xml:space="preserve">19. Wolfe, A. April 2, 2020: https://​​mississippitoday.​org/​​2020/​​04/​​02/​​mississippis-​record-​breaking-​unemployment-​claims-​spike</w:t>
-      </w:r>
-      <w:r>
-        <w:noBreakHyphen/>
-      </w:r>
-      <w:r>
-        <w:t xml:space="preserve">1700-​in-​two-​weeks-​of-​covid</w:t>
-      </w:r>
-      <w:r>
-        <w:noBreakHyphen/>
-      </w:r>
-      <w:r>
-        <w:t xml:space="preserve">19/</w:t>
-      </w:r>
-    </w:p>
-  </w:footnote>
-  <w:footnote w:id="14">
-    <w:p>
-      <w:pPr>
-        <w:pStyle w:val="FootnoteText"/>
-      </w:pPr>
-      <w:r>
-        <w:rPr>
-          <w:rStyle w:val="FootnoteReference"/>
-        </w:rPr>
-        <w:footnoteRef/>
-      </w:r>
-      <w:r>
-        <w:t xml:space="preserve"> </w:t>
-      </w:r>
-      <w:r>
-        <w:t xml:space="preserve">Clarion Ledger: Mississippi loosens unemployment benefits for COVID</w:t>
-      </w:r>
-      <w:r>
-        <w:noBreakHyphen/>
-      </w:r>
-      <w:r>
-        <w:t xml:space="preserve">19. But it’s unclear who will qualify. Ramseth, L. March 23, 2020: https://​​www.​clarionledger.​com/​​story/​​news/​​2020/​​03/​​23/​​coronavirus-​unemployment-​mississippi-​issues-​conflicting-​guidelines/​​289809l001/</w:t>
-      </w:r>
-    </w:p>
-  </w:footnote>
-  <w:footnote w:id="15">
-    <w:p>
-      <w:pPr>
-        <w:pStyle w:val="FootnoteText"/>
-      </w:pPr>
-      <w:r>
-        <w:rPr>
-          <w:rStyle w:val="FootnoteReference"/>
-        </w:rPr>
-        <w:footnoteRef/>
-      </w:r>
-      <w:r>
-        <w:t xml:space="preserve"> </w:t>
-      </w:r>
-      <w:r>
-        <w:t xml:space="preserve">Sun Herald: All Mississippi Coast casinos are closing because of coronavirus pandemic. Perez, M. March 16, 2020: https://​​www.​sunherald.​com/​​news/​​coronavirus/​​article241212746.​html</w:t>
-      </w:r>
-    </w:p>
-  </w:footnote>
-  <w:footnote w:id="16">
-    <w:p>
-      <w:pPr>
-        <w:pStyle w:val="FootnoteText"/>
-      </w:pPr>
-      <w:r>
-        <w:rPr>
-          <w:rStyle w:val="FootnoteReference"/>
-        </w:rPr>
-        <w:footnoteRef/>
-      </w:r>
-      <w:r>
-        <w:t xml:space="preserve"> </w:t>
-      </w:r>
-      <w:r>
-        <w:t xml:space="preserve">Mississippi Today: Nissan Canton Plant lays off 4,000 workers to slow coronavirus spread. Wolfe, A. April 6, 2020: https://​​mississippitoday.​org/​​2020/​​04/​​06/​​nissan-​canton-​plant-​lays-​off</w:t>
-      </w:r>
-      <w:r>
-        <w:noBreakHyphen/>
-      </w:r>
-      <w:r>
-        <w:t xml:space="preserve">4000-​workers-​to-​slow-​coronavirus-​spread/</w:t>
-      </w:r>
-    </w:p>
-  </w:footnote>
-</w:footnotes>
+<file path=word/ftr-none.xml><?xml version="1.0" encoding="utf-8"?>
+<w:ftr xmlns:w="http://schemas.openxmlformats.org/wordprocessingml/2006/main" xmlns:r="http://schemas.openxmlformats.org/officeDocument/2006/relationships">
+  <w:p>
+    <w:pPr>
+      <w:spacing w:before="0" w:after="0"/>
+      <w:jc w:val="center"/>
+    </w:pPr>
+  </w:p>
+</w:ftr>
+</file>
+
+<file path=word/ftr-own1.xml><?xml version="1.0" encoding="utf-8"?>
+<w:ftr xmlns:w="http://schemas.openxmlformats.org/wordprocessingml/2006/main" xmlns:r="http://schemas.openxmlformats.org/officeDocument/2006/relationships">
+  <w:p>
+    <w:pPr>
+      <w:spacing w:before="0" w:after="0" w:line="276" w:lineRule="exact"/>
+      <w:jc w:val="center"/>
+    </w:pPr>
+    <w:r>
+      <w:fldChar w:fldCharType="begin"/>
+    </w:r>
+    <w:r>
+      <w:instrText xml:space="preserve"> PAGE </w:instrText>
+    </w:r>
+    <w:r>
+      <w:fldChar w:fldCharType="separate"/>
+    </w:r>
+    <w:r>
+      <w:t>1</w:t>
+    </w:r>
+    <w:r>
+      <w:fldChar w:fldCharType="end"/>
+    </w:r>
+  </w:p>
+</w:ftr>
+</file>
+
+<file path=word/ftr-own2.xml><?xml version="1.0" encoding="utf-8"?>
+<w:ftr xmlns:w="http://schemas.openxmlformats.org/wordprocessingml/2006/main" xmlns:r="http://schemas.openxmlformats.org/officeDocument/2006/relationships">
+  <w:p>
+    <w:pPr>
+      <w:spacing w:before="0" w:after="0" w:line="276" w:lineRule="exact"/>
+      <w:jc w:val="center"/>
+    </w:pPr>
+  </w:p>
+</w:ftr>
+</file>
+
+<file path=word/ftr-page.xml><?xml version="1.0" encoding="utf-8"?>
+<w:ftr xmlns:w="http://schemas.openxmlformats.org/wordprocessingml/2006/main" xmlns:r="http://schemas.openxmlformats.org/officeDocument/2006/relationships">
+  <w:p>
+    <w:pPr>
+      <w:spacing w:before="0" w:after="0"/>
+      <w:jc w:val="center"/>
+    </w:pPr>
+    <w:r>
+      <w:fldChar w:fldCharType="begin"/>
+    </w:r>
+    <w:r>
+      <w:instrText xml:space="preserve"> PAGE </w:instrText>
+    </w:r>
+    <w:r>
+      <w:fldChar w:fldCharType="separate"/>
+    </w:r>
+    <w:r>
+      <w:t>1</w:t>
+    </w:r>
+    <w:r>
+      <w:fldChar w:fldCharType="end"/>
+    </w:r>
+  </w:p>
+</w:ftr>
 </file>
 
 <file path=word/numbering.xml><?xml version="1.0" encoding="utf-8"?>
@@ -3101,6 +3197,33 @@
     <w:pPr>
       <w:spacing w:before="0" w:after="0" w:line="276" w:lineRule="exact"/>
       <w:ind w:left="2160" w:hanging="720"/>
+    </w:pPr>
+  </w:style>
+  <w:style w:type="paragraph" w:customStyle="1" w:styleId="XdQuoteList1">
+    <w:name w:val="Xd Quote List 1"/>
+    <w:basedOn w:val="Normal"/>
+    <w:qFormat/>
+    <w:pPr>
+      <w:spacing w:before="0" w:after="0" w:line="276" w:lineRule="exact"/>
+      <w:ind w:left="1440" w:right="720" w:hanging="720"/>
+    </w:pPr>
+  </w:style>
+  <w:style w:type="paragraph" w:customStyle="1" w:styleId="XdQuoteList2">
+    <w:name w:val="Xd Quote List 2"/>
+    <w:basedOn w:val="Normal"/>
+    <w:qFormat/>
+    <w:pPr>
+      <w:spacing w:before="0" w:after="0" w:line="276" w:lineRule="exact"/>
+      <w:ind w:left="2160" w:right="720" w:hanging="720"/>
+    </w:pPr>
+  </w:style>
+  <w:style w:type="paragraph" w:customStyle="1" w:styleId="XdQuoteList3">
+    <w:name w:val="Xd Quote List 3"/>
+    <w:basedOn w:val="Normal"/>
+    <w:qFormat/>
+    <w:pPr>
+      <w:spacing w:before="0" w:after="0" w:line="276" w:lineRule="exact"/>
+      <w:ind w:left="2880" w:right="720" w:hanging="720"/>
     </w:pPr>
   </w:style>
   <w:style w:type="paragraph" w:customStyle="1" w:styleId="SourceCode">

--- a/courts/fifth-circuit/mississippi/state/supreme-court/motion-brief/usage/OUTPUT-motion-brief.docx
+++ b/courts/fifth-circuit/mississippi/state/supreme-court/motion-brief/usage/OUTPUT-motion-brief.docx
@@ -1736,7 +1736,7 @@
                     <w:t xml:space="preserve">BY:</w:t>
                   </w:r>
                   <w:r>
-                    <w:t xml:space="preserve"> </w:t>
+                    <w:t xml:space="preserve"> ⁠</w:t>
                   </w:r>
                   <w:r>
                     <w:t xml:space="preserve">/s/</w:t>
@@ -2092,13 +2092,7 @@
         <w:noBreakHyphen/>
       </w:r>
       <w:r>
-        <w:t xml:space="preserve">19 and unemployment in Mississippi: weekly updates. Wolfe, A. April 9, 2020: https://​mississippitoday.​org/​2020/​04/​09/​covid</w:t>
-      </w:r>
-      <w:r>
-        <w:noBreakHyphen/>
-      </w:r>
-      <w:r>
-        <w:t xml:space="preserve">19-​and-​unemployment-​in-​mississippi-​weekly-​updates/</w:t>
+        <w:t xml:space="preserve">19 and unemployment in Mississippi: weekly updates. Wolfe, A. April 9, 2020: https://​mississippitoday.​org/​2020/​04/​09/​covid-⁠19-​and-​unemployment-​in-​mississippi-​weekly-​updates/</w:t>
       </w:r>
     </w:p>
   </w:footnote>
@@ -2123,19 +2117,7 @@
         <w:noBreakHyphen/>
       </w:r>
       <w:r>
-        <w:t xml:space="preserve">19. Wolfe, A. April 2, 2020: https://​mississippitoday.​org/​2020/​04/​02/​mississippis-​record-​breaking-​unemployment-​claims-​spike</w:t>
-      </w:r>
-      <w:r>
-        <w:noBreakHyphen/>
-      </w:r>
-      <w:r>
-        <w:t xml:space="preserve">1700-​in-​two-​weeks-​of-​covid</w:t>
-      </w:r>
-      <w:r>
-        <w:noBreakHyphen/>
-      </w:r>
-      <w:r>
-        <w:t xml:space="preserve">19/</w:t>
+        <w:t xml:space="preserve">19. Wolfe, A. April 2, 2020: https://​mississippitoday.​org/​2020/​04/​02/​mississippis-​record-​breaking-​unemployment-​claims-​spike-⁠1700-​in-​two-​weeks-​of-​covid-⁠19/</w:t>
       </w:r>
     </w:p>
   </w:footnote>
@@ -2198,13 +2180,7 @@
         <w:t xml:space="preserve"> </w:t>
       </w:r>
       <w:r>
-        <w:t xml:space="preserve">Mississippi Today: Nissan Canton Plant lays off 4,000 workers to slow coronavirus spread. Wolfe, A. April 6, 2020: https://​mississippitoday.​org/​2020/​04/​06/​nissan-​canton-​plant-​lays-​off</w:t>
-      </w:r>
-      <w:r>
-        <w:noBreakHyphen/>
-      </w:r>
-      <w:r>
-        <w:t xml:space="preserve">4000-​workers-​to-​slow-​coronavirus-​spread/</w:t>
+        <w:t xml:space="preserve">Mississippi Today: Nissan Canton Plant lays off 4,000 workers to slow coronavirus spread. Wolfe, A. April 6, 2020: https://​mississippitoday.​org/​2020/​04/​06/​nissan-​canton-​plant-​lays-​off-⁠4000-​workers-​to-​slow-​coronavirus-​spread/</w:t>
       </w:r>
     </w:p>
   </w:footnote>

--- a/courts/fifth-circuit/mississippi/state/supreme-court/motion-brief/usage/OUTPUT-motion-brief.docx
+++ b/courts/fifth-circuit/mississippi/state/supreme-court/motion-brief/usage/OUTPUT-motion-brief.docx
@@ -99,9 +99,7 @@
         <w:t xml:space="preserve"> </w:t>
       </w:r>
       <w:r>
-        <w:t xml:space="preserve">2020-AD</w:t>
-        <w:noBreakHyphen/>
-        <w:t xml:space="preserve">00001-SCT</w:t>
+        <w:t xml:space="preserve">2020-AD-⁠00001-SCT</w:t>
       </w:r>
     </w:p>
     <w:p>
@@ -159,9 +157,7 @@
         <w:t xml:space="preserve"> </w:t>
       </w:r>
       <w:r>
-        <w:t xml:space="preserve">COVID</w:t>
-        <w:noBreakHyphen/>
-        <w:t xml:space="preserve">19</w:t>
+        <w:t xml:space="preserve">COVID-⁠19</w:t>
       </w:r>
     </w:p>
     <w:p>
@@ -805,9 +801,7 @@
           <w:b/>
           <w:bCs/>
         </w:rPr>
-        <w:t xml:space="preserve">(COVID</w:t>
-        <w:noBreakHyphen/>
-        <w:t xml:space="preserve">19)</w:t>
+        <w:t xml:space="preserve">(COVID-⁠19)</w:t>
       </w:r>
     </w:p>
     <w:tbl>
@@ -968,11 +962,7 @@
               <w:jc w:val="left"/>
             </w:pPr>
             <w:r>
-              <w:t xml:space="preserve">228</w:t>
-              <w:noBreakHyphen/>
-              <w:t xml:space="preserve">273</w:t>
-              <w:noBreakHyphen/>
-              <w:t xml:space="preserve">1596</w:t>
+              <w:t xml:space="preserve">228-⁠273-⁠1596</w:t>
             </w:r>
             <w:r>
               <w:t xml:space="preserve"> </w:t>
@@ -988,11 +978,7 @@
               <w:jc w:val="left"/>
             </w:pPr>
             <w:r>
-              <w:t xml:space="preserve">228</w:t>
-              <w:noBreakHyphen/>
-              <w:t xml:space="preserve">435</w:t>
-              <w:noBreakHyphen/>
-              <w:t xml:space="preserve">7285</w:t>
+              <w:t xml:space="preserve">228-⁠435-⁠7285</w:t>
             </w:r>
             <w:r>
               <w:t xml:space="preserve"> </w:t>
@@ -1029,13 +1015,7 @@
         <w:pStyle w:val="BodyText"/>
       </w:pPr>
       <w:r>
-        <w:t xml:space="preserve">COMES NOW, the Mississippi Center for Justice and, in accordance with Rule 27(t) of the Mississippi Rules of Appellate Procedure, and in light of the previously unprecedented national and state emergencies due to the outbreak of Coronavirus (COVID</w:t>
-      </w:r>
-      <w:r>
-        <w:noBreakHyphen/>
-      </w:r>
-      <w:r>
-        <w:t xml:space="preserve">19), files this MOTION for temporary adoption of a rule to the Uniform Rules of Procedure for Justice Court imposing a moratorium on all judicial proceedings of evictions against residential tenants, and prohibition on charging late fees related to nonpayment of rent, or in the alternative, files this, in accordance with Rule 21(e) of the Mississippi Rules of Appellate Procedure, as a PETITION FOR EXTRAORDINARY WRIT respectfully requesting that the Court impose a moratorium on all judicial proceedings of eviction against residential tenants, and prohibition on charging fees related to nonpayment of rent. In support of this Petition, the petitioner would show that:</w:t>
+        <w:t xml:space="preserve">COMES NOW, the Mississippi Center for Justice and, in accordance with Rule 27(t) of the Mississippi Rules of Appellate Procedure, and in light of the previously unprecedented national and state emergencies due to the outbreak of Coronavirus (COVID-⁠19), files this MOTION for temporary adoption of a rule to the Uniform Rules of Procedure for Justice Court imposing a moratorium on all judicial proceedings of evictions against residential tenants, and prohibition on charging late fees related to nonpayment of rent, or in the alternative, files this, in accordance with Rule 21(e) of the Mississippi Rules of Appellate Procedure, as a PETITION FOR EXTRAORDINARY WRIT respectfully requesting that the Court impose a moratorium on all judicial proceedings of eviction against residential tenants, and prohibition on charging fees related to nonpayment of rent. In support of this Petition, the petitioner would show that:</w:t>
       </w:r>
     </w:p>
     <w:p>
@@ -1071,13 +1051,7 @@
         <w:pStyle w:val="BodyText"/>
       </w:pPr>
       <w:r>
-        <w:t xml:space="preserve">3. On March 13, 2020, the President of the United States declared a national emergency due to the outbreak of Coronavirus (COVID</w:t>
-      </w:r>
-      <w:r>
-        <w:noBreakHyphen/>
-      </w:r>
-      <w:r>
-        <w:t xml:space="preserve">19).</w:t>
+        <w:t xml:space="preserve">3. On March 13, 2020, the President of the United States declared a national emergency due to the outbreak of Coronavirus (COVID-⁠19).</w:t>
       </w:r>
     </w:p>
     <w:p>
@@ -1085,13 +1059,7 @@
         <w:pStyle w:val="BodyText"/>
       </w:pPr>
       <w:r>
-        <w:t xml:space="preserve">4. On March 14, 2020, The Governor of the State of Mississippi declared a state emergency due to the outbreak of Coronavirus (COVID</w:t>
-      </w:r>
-      <w:r>
-        <w:noBreakHyphen/>
-      </w:r>
-      <w:r>
-        <w:t xml:space="preserve">19).</w:t>
+        <w:t xml:space="preserve">4. On March 14, 2020, The Governor of the State of Mississippi declared a state emergency due to the outbreak of Coronavirus (COVID-⁠19).</w:t>
       </w:r>
     </w:p>
     <w:p>
@@ -1105,31 +1073,13 @@
         <w:t xml:space="preserve"> </w:t>
       </w:r>
       <w:r>
-        <w:t xml:space="preserve">“has recognized that the national and state emergencies presented by Coronavirus (COVID</w:t>
-      </w:r>
-      <w:r>
-        <w:noBreakHyphen/>
-      </w:r>
-      <w:r>
-        <w:t xml:space="preserve">19) require appropriate measures to protect the health and safety of the citizens of this State.”</w:t>
-      </w:r>
-      <w:r>
-        <w:t xml:space="preserve"> </w:t>
-      </w:r>
-      <w:r>
-        <w:t xml:space="preserve">Emergency Administrative Order</w:t>
-      </w:r>
-      <w:r>
-        <w:noBreakHyphen/>
-      </w:r>
-      <w:r>
-        <w:t xml:space="preserve">6, No. 2020-AD</w:t>
-      </w:r>
-      <w:r>
-        <w:noBreakHyphen/>
-      </w:r>
-      <w:r>
-        <w:t xml:space="preserve">00001-SCT (Miss. Mar. 24, 2020).</w:t>
+        <w:t xml:space="preserve">“has recognized that the national and state emergencies presented by Coronavirus (COVID-⁠19) require appropriate measures to protect the health and safety of the citizens of this State.”</w:t>
+      </w:r>
+      <w:r>
+        <w:t xml:space="preserve"> </w:t>
+      </w:r>
+      <w:r>
+        <w:t xml:space="preserve">Emergency Administrative Order-⁠6, No. 2020-AD-⁠00001-SCT (Miss. Mar. 24, 2020).</w:t>
       </w:r>
     </w:p>
     <w:p>
@@ -1161,13 +1111,7 @@
         <w:t xml:space="preserve"> </w:t>
       </w:r>
       <w:r>
-        <w:t xml:space="preserve">Administrative Order, No. 2020-AD</w:t>
-      </w:r>
-      <w:r>
-        <w:noBreakHyphen/>
-      </w:r>
-      <w:r>
-        <w:t xml:space="preserve">00001-SCT (Miss. Mar. 13, 2020).</w:t>
+        <w:t xml:space="preserve">Administrative Order, No. 2020-AD-⁠00001-SCT (Miss. Mar. 13, 2020).</w:t>
       </w:r>
     </w:p>
     <w:p>
@@ -1181,25 +1125,13 @@
         <w:t xml:space="preserve"> </w:t>
       </w:r>
       <w:r>
-        <w:t xml:space="preserve">“minimize public health risks from coronavirus (COVID</w:t>
-      </w:r>
-      <w:r>
-        <w:noBreakHyphen/>
-      </w:r>
-      <w:r>
-        <w:t xml:space="preserve">19).”</w:t>
-      </w:r>
-      <w:r>
-        <w:t xml:space="preserve"> </w:t>
-      </w:r>
-      <w:r>
-        <w:t xml:space="preserve">Administrative Order, No. 2020-AD</w:t>
-      </w:r>
-      <w:r>
-        <w:noBreakHyphen/>
-      </w:r>
-      <w:r>
-        <w:t xml:space="preserve">00001-SCT (Miss. Mar. 13, 2020).</w:t>
+        <w:t xml:space="preserve">“minimize public health risks from coronavirus (COVID-⁠19).”</w:t>
+      </w:r>
+      <w:r>
+        <w:t xml:space="preserve"> </w:t>
+      </w:r>
+      <w:r>
+        <w:t xml:space="preserve">Administrative Order, No. 2020-AD-⁠00001-SCT (Miss. Mar. 13, 2020).</w:t>
       </w:r>
     </w:p>
     <w:p>
@@ -1259,13 +1191,7 @@
         <w:pStyle w:val="BodyText"/>
       </w:pPr>
       <w:r>
-        <w:t xml:space="preserve">13. The CARES Act provides additional emergency service grant funds to states and provides more flexibility for the use of other emergency funds being provided to states, which may be used to provide emergency rental assistance payments for tenants suffering job loss or loss of income due to COVID</w:t>
-      </w:r>
-      <w:r>
-        <w:noBreakHyphen/>
-      </w:r>
-      <w:r>
-        <w:t xml:space="preserve">19.</w:t>
+        <w:t xml:space="preserve">13. The CARES Act provides additional emergency service grant funds to states and provides more flexibility for the use of other emergency funds being provided to states, which may be used to provide emergency rental assistance payments for tenants suffering job loss or loss of income due to COVID-⁠19.</w:t>
       </w:r>
     </w:p>
     <w:p>
@@ -1297,31 +1223,7 @@
         <w:pStyle w:val="BodyText"/>
       </w:pPr>
       <w:r>
-        <w:t xml:space="preserve">17. The Supreme Court of Texas issued an Emergency Order on March 19, 2020, prohibiting residential evictions, and on April 6, 2020 extended the prohibition through April 30, 2020. See attached Exhibit 3: Fourth Emergency Order Regarding the COVID</w:t>
-      </w:r>
-      <w:r>
-        <w:noBreakHyphen/>
-      </w:r>
-      <w:r>
-        <w:t xml:space="preserve">19 State of Disaster, Misc. Docket No. 20</w:t>
-      </w:r>
-      <w:r>
-        <w:noBreakHyphen/>
-      </w:r>
-      <w:r>
-        <w:t xml:space="preserve">9045 (Tex. 2020); &amp; See attached Exhibit 4: Ninth Emergency Order Regarding the COVID</w:t>
-      </w:r>
-      <w:r>
-        <w:noBreakHyphen/>
-      </w:r>
-      <w:r>
-        <w:t xml:space="preserve">19 State of Disaster, Misc. Docket No. 20</w:t>
-      </w:r>
-      <w:r>
-        <w:noBreakHyphen/>
-      </w:r>
-      <w:r>
-        <w:t xml:space="preserve">9052.</w:t>
+        <w:t xml:space="preserve">17. The Supreme Court of Texas issued an Emergency Order on March 19, 2020, prohibiting residential evictions, and on April 6, 2020 extended the prohibition through April 30, 2020. See attached Exhibit 3: Fourth Emergency Order Regarding the COVID-⁠19 State of Disaster, Misc. Docket No. 20-⁠9045 (Tex. 2020); &amp; See attached Exhibit 4: Ninth Emergency Order Regarding the COVID-⁠19 State of Disaster, Misc. Docket No. 20-⁠9052.</w:t>
       </w:r>
     </w:p>
     <w:p>
@@ -1343,13 +1245,7 @@
         <w:pStyle w:val="BodyTextNote"/>
       </w:pPr>
       <w:r>
-        <w:t xml:space="preserve">19. As the Governor pointed out, when extending his shelter in place order, an estimated one hundred and thirty thousand (130,000) Mississippians have filed for unemployment insurance since the COVID</w:t>
-      </w:r>
-      <w:r>
-        <w:noBreakHyphen/>
-      </w:r>
-      <w:r>
-        <w:t xml:space="preserve">19 outbreak, representing a fourteen thousand percent increase (14,000%) in claims.</w:t>
+        <w:t xml:space="preserve">19. As the Governor pointed out, when extending his shelter in place order, an estimated one hundred and thirty thousand (130,000) Mississippians have filed for unemployment insurance since the COVID-⁠19 outbreak, representing a fourteen thousand percent increase (14,000%) in claims.</w:t>
       </w:r>
       <w:r>
         <w:rPr>
@@ -1443,13 +1339,7 @@
         <w:pStyle w:val="BodyText"/>
       </w:pPr>
       <w:r>
-        <w:t xml:space="preserve">24. In these extraordinary circumstances presented by Coronavirus (COVID</w:t>
-      </w:r>
-      <w:r>
-        <w:noBreakHyphen/>
-      </w:r>
-      <w:r>
-        <w:t xml:space="preserve">19), it is paramount that the Court use its authority to prevent the expected and unprecedented rise in Mississippians being made homeless from evictions and to ensure clear uniformity of justice in landlord-tenant matters.</w:t>
+        <w:t xml:space="preserve">24. In these extraordinary circumstances presented by Coronavirus (COVID-⁠19), it is paramount that the Court use its authority to prevent the expected and unprecedented rise in Mississippians being made homeless from evictions and to ensure clear uniformity of justice in landlord-tenant matters.</w:t>
       </w:r>
     </w:p>
     <w:p>
@@ -1511,13 +1401,7 @@
         <w:pStyle w:val="BodyText"/>
       </w:pPr>
       <w:r>
-        <w:t xml:space="preserve">28. Due to the emergency and time-sensitive nature of the COVID</w:t>
-      </w:r>
-      <w:r>
-        <w:noBreakHyphen/>
-      </w:r>
-      <w:r>
-        <w:t xml:space="preserve">19 disaster and this request, Petitioner respectfully requests the Court dispense with the discretionary notice and comment period under M.R.A.P. Rule 27(f).</w:t>
+        <w:t xml:space="preserve">28. Due to the emergency and time-sensitive nature of the COVID-⁠19 disaster and this request, Petitioner respectfully requests the Court dispense with the discretionary notice and comment period under M.R.A.P. Rule 27(f).</w:t>
       </w:r>
     </w:p>
     <w:p>
@@ -1525,19 +1409,7 @@
         <w:pStyle w:val="BodyText"/>
       </w:pPr>
       <w:r>
-        <w:t xml:space="preserve">29. Also due to the emergency and time-sensitive nature of the COVID</w:t>
-      </w:r>
-      <w:r>
-        <w:noBreakHyphen/>
-      </w:r>
-      <w:r>
-        <w:t xml:space="preserve">19 disaster and this request, Petitioner additionally respectfully requests that if the Court view this as a Petition for Extraordinary Writ, the Court dispense with any requirement to first seek redress “in a trial court as it would be burdensome and unwieldly for Petitioners to seek relief in all 82 counties during the COVID</w:t>
-      </w:r>
-      <w:r>
-        <w:noBreakHyphen/>
-      </w:r>
-      <w:r>
-        <w:t xml:space="preserve">19 outbreak.</w:t>
+        <w:t xml:space="preserve">29. Also due to the emergency and time-sensitive nature of the COVID-⁠19 disaster and this request, Petitioner additionally respectfully requests that if the Court view this as a Petition for Extraordinary Writ, the Court dispense with any requirement to first seek redress “in a trial court as it would be burdensome and unwieldly for Petitioners to seek relief in all 82 counties during the COVID-⁠19 outbreak.</w:t>
       </w:r>
     </w:p>
     <w:p>
@@ -1895,11 +1767,7 @@
                     <w:jc w:val="left"/>
                   </w:pPr>
                   <w:r>
-                    <w:t xml:space="preserve">228</w:t>
-                    <w:noBreakHyphen/>
-                    <w:t xml:space="preserve">273</w:t>
-                    <w:noBreakHyphen/>
-                    <w:t xml:space="preserve">1596</w:t>
+                    <w:t xml:space="preserve">228-⁠273-⁠1596</w:t>
                   </w:r>
                   <w:r>
                     <w:t xml:space="preserve"> </w:t>
@@ -1915,11 +1783,7 @@
                     <w:jc w:val="left"/>
                   </w:pPr>
                   <w:r>
-                    <w:t xml:space="preserve">228</w:t>
-                    <w:noBreakHyphen/>
-                    <w:t xml:space="preserve">435</w:t>
-                    <w:noBreakHyphen/>
-                    <w:t xml:space="preserve">7285</w:t>
+                    <w:t xml:space="preserve">228-⁠435-⁠7285</w:t>
                   </w:r>
                   <w:r>
                     <w:t xml:space="preserve"> </w:t>
@@ -2086,13 +1950,7 @@
         <w:t xml:space="preserve"> </w:t>
       </w:r>
       <w:r>
-        <w:t xml:space="preserve">COVID</w:t>
-      </w:r>
-      <w:r>
-        <w:noBreakHyphen/>
-      </w:r>
-      <w:r>
-        <w:t xml:space="preserve">19 and unemployment in Mississippi: weekly updates. Wolfe, A. April 9, 2020: https://​mississippitoday.​org/​2020/​04/​09/​covid-⁠19-​and-​unemployment-​in-​mississippi-​weekly-​updates/</w:t>
+        <w:t xml:space="preserve">COVID-⁠19 and unemployment in Mississippi: weekly updates. Wolfe, A. April 9, 2020: https://​mississippitoday.​org/​2020/​04/​09/​covid-⁠19-​and-​unemployment-​in-​mississippi-​weekly-​updates/</w:t>
       </w:r>
     </w:p>
   </w:footnote>
@@ -2111,13 +1969,7 @@
         <w:t xml:space="preserve"> </w:t>
       </w:r>
       <w:r>
-        <w:t xml:space="preserve">Mississippi Today: Mississippi’s record-breaking unemployment claims spike 17,000% in two weeks of COVID</w:t>
-      </w:r>
-      <w:r>
-        <w:noBreakHyphen/>
-      </w:r>
-      <w:r>
-        <w:t xml:space="preserve">19. Wolfe, A. April 2, 2020: https://​mississippitoday.​org/​2020/​04/​02/​mississippis-​record-​breaking-​unemployment-​claims-​spike-⁠1700-​in-​two-​weeks-​of-​covid-⁠19/</w:t>
+        <w:t xml:space="preserve">Mississippi Today: Mississippi’s record-breaking unemployment claims spike 17,000% in two weeks of COVID-⁠19. Wolfe, A. April 2, 2020: https://​mississippitoday.​org/​2020/​04/​02/​mississippis-​record-​breaking-​unemployment-​claims-​spike-⁠1700-​in-​two-​weeks-​of-​covid-⁠19/</w:t>
       </w:r>
     </w:p>
   </w:footnote>
@@ -2136,13 +1988,7 @@
         <w:t xml:space="preserve"> </w:t>
       </w:r>
       <w:r>
-        <w:t xml:space="preserve">Clarion Ledger: Mississippi loosens unemployment benefits for COVID</w:t>
-      </w:r>
-      <w:r>
-        <w:noBreakHyphen/>
-      </w:r>
-      <w:r>
-        <w:t xml:space="preserve">19. But it’s unclear who will qualify. Ramseth, L. March 23, 2020: https://​www.​clarionledger.​com/​story/​news/​2020/​03/​23/​coronavirus-​unemployment-​mississippi-​issues-​conflicting-​guidelines/​289809l001/</w:t>
+        <w:t xml:space="preserve">Clarion Ledger: Mississippi loosens unemployment benefits for COVID-⁠19. But it’s unclear who will qualify. Ramseth, L. March 23, 2020: https://​www.​clarionledger.​com/​story/​news/​2020/​03/​23/​coronavirus-​unemployment-​mississippi-​issues-​conflicting-​guidelines/​289809l001/</w:t>
       </w:r>
     </w:p>
   </w:footnote>
@@ -2923,7 +2769,7 @@
     <w:qFormat/>
     <w:pPr>
       <w:keepLines/>
-      <w:spacing w:before="0" w:after="120" w:line="253" w:lineRule="exact"/>
+      <w:spacing w:before="26" w:after="120" w:line="253" w:lineRule="exact"/>
     </w:pPr>
     <w:rPr>
       <w:sz w:val="22"/>
